--- a/Minh chung.docx
+++ b/Minh chung.docx
@@ -75,10 +75,10 @@
       <w:r>
         <w:lastRenderedPageBreak/>
         <w:drawing>
-          <wp:inline distT="0" distB="0" distL="0" distR="0" wp14:anchorId="59EC3D23" wp14:editId="2B964608">
-            <wp:extent cx="5943600" cy="3387725"/>
-            <wp:effectExtent l="0" t="0" r="0" b="3175"/>
-            <wp:docPr id="2" name="Picture 2"/>
+          <wp:inline distT="0" distB="0" distL="0" distR="0" wp14:anchorId="20AE4058" wp14:editId="2D31353C">
+            <wp:extent cx="5943600" cy="3396615"/>
+            <wp:effectExtent l="0" t="0" r="0" b="0"/>
+            <wp:docPr id="7" name="Picture 7"/>
             <wp:cNvGraphicFramePr>
               <a:graphicFrameLocks xmlns:a="http://schemas.openxmlformats.org/drawingml/2006/main" noChangeAspect="1"/>
             </wp:cNvGraphicFramePr>
@@ -98,7 +98,7 @@
                   <pic:spPr>
                     <a:xfrm>
                       <a:off x="0" y="0"/>
-                      <a:ext cx="5943600" cy="3387725"/>
+                      <a:ext cx="5943600" cy="3396615"/>
                     </a:xfrm>
                     <a:prstGeom prst="rect">
                       <a:avLst/>
@@ -120,42 +120,225 @@
           <w:tab w:val="left" w:pos="1605"/>
         </w:tabs>
       </w:pPr>
-    </w:p>
-    <w:p>
-      <w:pPr>
-        <w:tabs>
-          <w:tab w:val="left" w:pos="1605"/>
-        </w:tabs>
-      </w:pPr>
-    </w:p>
-    <w:p>
-      <w:pPr>
-        <w:tabs>
-          <w:tab w:val="left" w:pos="1605"/>
-        </w:tabs>
-      </w:pPr>
-    </w:p>
-    <w:p>
-      <w:pPr>
-        <w:tabs>
-          <w:tab w:val="left" w:pos="1605"/>
-        </w:tabs>
-      </w:pPr>
-    </w:p>
-    <w:p>
-      <w:pPr>
-        <w:tabs>
-          <w:tab w:val="left" w:pos="1605"/>
-        </w:tabs>
-      </w:pPr>
-    </w:p>
-    <w:p>
-      <w:pPr>
-        <w:tabs>
-          <w:tab w:val="left" w:pos="1605"/>
-        </w:tabs>
-      </w:pPr>
-      <w:r>
+      <w:proofErr w:type="spellStart"/>
+      <w:r>
+        <w:t>Cau</w:t>
+      </w:r>
+      <w:proofErr w:type="spellEnd"/>
+      <w:r>
+        <w:t xml:space="preserve"> 3</w:t>
+      </w:r>
+    </w:p>
+    <w:p>
+      <w:pPr>
+        <w:tabs>
+          <w:tab w:val="left" w:pos="1605"/>
+        </w:tabs>
+      </w:pPr>
+      <w:r>
+        <w:t>A</w:t>
+      </w:r>
+    </w:p>
+    <w:p>
+      <w:pPr>
+        <w:tabs>
+          <w:tab w:val="left" w:pos="1605"/>
+        </w:tabs>
+      </w:pPr>
+      <w:r>
+        <w:lastRenderedPageBreak/>
+        <w:drawing>
+          <wp:inline distT="0" distB="0" distL="0" distR="0" wp14:anchorId="7394D3E9" wp14:editId="308991CB">
+            <wp:extent cx="5943600" cy="4714240"/>
+            <wp:effectExtent l="0" t="0" r="0" b="0"/>
+            <wp:docPr id="4" name="Picture 4"/>
+            <wp:cNvGraphicFramePr>
+              <a:graphicFrameLocks xmlns:a="http://schemas.openxmlformats.org/drawingml/2006/main" noChangeAspect="1"/>
+            </wp:cNvGraphicFramePr>
+            <a:graphic xmlns:a="http://schemas.openxmlformats.org/drawingml/2006/main">
+              <a:graphicData uri="http://schemas.openxmlformats.org/drawingml/2006/picture">
+                <pic:pic xmlns:pic="http://schemas.openxmlformats.org/drawingml/2006/picture">
+                  <pic:nvPicPr>
+                    <pic:cNvPr id="1" name=""/>
+                    <pic:cNvPicPr/>
+                  </pic:nvPicPr>
+                  <pic:blipFill>
+                    <a:blip r:embed="rId8"/>
+                    <a:stretch>
+                      <a:fillRect/>
+                    </a:stretch>
+                  </pic:blipFill>
+                  <pic:spPr>
+                    <a:xfrm>
+                      <a:off x="0" y="0"/>
+                      <a:ext cx="5943600" cy="4714240"/>
+                    </a:xfrm>
+                    <a:prstGeom prst="rect">
+                      <a:avLst/>
+                    </a:prstGeom>
+                  </pic:spPr>
+                </pic:pic>
+              </a:graphicData>
+            </a:graphic>
+          </wp:inline>
+        </w:drawing>
+      </w:r>
+    </w:p>
+    <w:p>
+      <w:pPr>
+        <w:tabs>
+          <w:tab w:val="left" w:pos="1605"/>
+        </w:tabs>
+      </w:pPr>
+      <w:r>
+        <w:t>B</w:t>
+      </w:r>
+    </w:p>
+    <w:p>
+      <w:pPr>
+        <w:tabs>
+          <w:tab w:val="left" w:pos="1605"/>
+        </w:tabs>
+      </w:pPr>
+      <w:r>
+        <w:lastRenderedPageBreak/>
+        <w:drawing>
+          <wp:inline distT="0" distB="0" distL="0" distR="0" wp14:anchorId="74115DF2" wp14:editId="23D58E28">
+            <wp:extent cx="5943600" cy="3254375"/>
+            <wp:effectExtent l="0" t="0" r="0" b="3175"/>
+            <wp:docPr id="5" name="Picture 5"/>
+            <wp:cNvGraphicFramePr>
+              <a:graphicFrameLocks xmlns:a="http://schemas.openxmlformats.org/drawingml/2006/main" noChangeAspect="1"/>
+            </wp:cNvGraphicFramePr>
+            <a:graphic xmlns:a="http://schemas.openxmlformats.org/drawingml/2006/main">
+              <a:graphicData uri="http://schemas.openxmlformats.org/drawingml/2006/picture">
+                <pic:pic xmlns:pic="http://schemas.openxmlformats.org/drawingml/2006/picture">
+                  <pic:nvPicPr>
+                    <pic:cNvPr id="1" name=""/>
+                    <pic:cNvPicPr/>
+                  </pic:nvPicPr>
+                  <pic:blipFill>
+                    <a:blip r:embed="rId9"/>
+                    <a:stretch>
+                      <a:fillRect/>
+                    </a:stretch>
+                  </pic:blipFill>
+                  <pic:spPr>
+                    <a:xfrm>
+                      <a:off x="0" y="0"/>
+                      <a:ext cx="5943600" cy="3254375"/>
+                    </a:xfrm>
+                    <a:prstGeom prst="rect">
+                      <a:avLst/>
+                    </a:prstGeom>
+                  </pic:spPr>
+                </pic:pic>
+              </a:graphicData>
+            </a:graphic>
+          </wp:inline>
+        </w:drawing>
+      </w:r>
+    </w:p>
+    <w:p>
+      <w:pPr>
+        <w:tabs>
+          <w:tab w:val="left" w:pos="1605"/>
+        </w:tabs>
+      </w:pPr>
+      <w:r>
+        <w:t>C</w:t>
+      </w:r>
+    </w:p>
+    <w:p>
+      <w:pPr>
+        <w:tabs>
+          <w:tab w:val="left" w:pos="1605"/>
+        </w:tabs>
+      </w:pPr>
+      <w:r>
+        <w:drawing>
+          <wp:inline distT="0" distB="0" distL="0" distR="0" wp14:anchorId="3812DAAF" wp14:editId="6794F606">
+            <wp:extent cx="5943600" cy="3401695"/>
+            <wp:effectExtent l="0" t="0" r="0" b="8255"/>
+            <wp:docPr id="6" name="Picture 6"/>
+            <wp:cNvGraphicFramePr>
+              <a:graphicFrameLocks xmlns:a="http://schemas.openxmlformats.org/drawingml/2006/main" noChangeAspect="1"/>
+            </wp:cNvGraphicFramePr>
+            <a:graphic xmlns:a="http://schemas.openxmlformats.org/drawingml/2006/main">
+              <a:graphicData uri="http://schemas.openxmlformats.org/drawingml/2006/picture">
+                <pic:pic xmlns:pic="http://schemas.openxmlformats.org/drawingml/2006/picture">
+                  <pic:nvPicPr>
+                    <pic:cNvPr id="1" name=""/>
+                    <pic:cNvPicPr/>
+                  </pic:nvPicPr>
+                  <pic:blipFill>
+                    <a:blip r:embed="rId10"/>
+                    <a:stretch>
+                      <a:fillRect/>
+                    </a:stretch>
+                  </pic:blipFill>
+                  <pic:spPr>
+                    <a:xfrm>
+                      <a:off x="0" y="0"/>
+                      <a:ext cx="5943600" cy="3401695"/>
+                    </a:xfrm>
+                    <a:prstGeom prst="rect">
+                      <a:avLst/>
+                    </a:prstGeom>
+                  </pic:spPr>
+                </pic:pic>
+              </a:graphicData>
+            </a:graphic>
+          </wp:inline>
+        </w:drawing>
+      </w:r>
+    </w:p>
+    <w:p>
+      <w:pPr>
+        <w:tabs>
+          <w:tab w:val="left" w:pos="1605"/>
+        </w:tabs>
+      </w:pPr>
+    </w:p>
+    <w:p>
+      <w:pPr>
+        <w:tabs>
+          <w:tab w:val="left" w:pos="1605"/>
+        </w:tabs>
+      </w:pPr>
+      <w:proofErr w:type="spellStart"/>
+      <w:r>
+        <w:t>Cau</w:t>
+      </w:r>
+      <w:proofErr w:type="spellEnd"/>
+      <w:r>
+        <w:t xml:space="preserve"> 4</w:t>
+      </w:r>
+    </w:p>
+    <w:p>
+      <w:pPr>
+        <w:tabs>
+          <w:tab w:val="left" w:pos="1605"/>
+        </w:tabs>
+      </w:pPr>
+      <w:bookmarkStart w:id="0" w:name="_GoBack"/>
+      <w:bookmarkEnd w:id="0"/>
+    </w:p>
+    <w:p>
+      <w:pPr>
+        <w:tabs>
+          <w:tab w:val="left" w:pos="1605"/>
+        </w:tabs>
+      </w:pPr>
+    </w:p>
+    <w:p>
+      <w:pPr>
+        <w:tabs>
+          <w:tab w:val="left" w:pos="1605"/>
+        </w:tabs>
+      </w:pPr>
+      <w:r>
+        <w:lastRenderedPageBreak/>
         <w:t>/</w:t>
       </w:r>
     </w:p>
@@ -185,14 +368,61 @@
           <w:tab w:val="left" w:pos="1605"/>
         </w:tabs>
       </w:pPr>
+      <w:proofErr w:type="spellStart"/>
+      <w:r>
+        <w:t>Cau</w:t>
+      </w:r>
+      <w:proofErr w:type="spellEnd"/>
+      <w:r>
+        <w:t xml:space="preserve"> 6</w:t>
+      </w:r>
+    </w:p>
+    <w:p>
+      <w:pPr>
+        <w:tabs>
+          <w:tab w:val="left" w:pos="1605"/>
+        </w:tabs>
+      </w:pPr>
+      <w:r>
+        <w:drawing>
+          <wp:inline distT="0" distB="0" distL="0" distR="0" wp14:anchorId="43ADAA1F" wp14:editId="12DF7980">
+            <wp:extent cx="5943600" cy="2669540"/>
+            <wp:effectExtent l="0" t="0" r="0" b="0"/>
+            <wp:docPr id="8" name="Picture 8"/>
+            <wp:cNvGraphicFramePr>
+              <a:graphicFrameLocks xmlns:a="http://schemas.openxmlformats.org/drawingml/2006/main" noChangeAspect="1"/>
+            </wp:cNvGraphicFramePr>
+            <a:graphic xmlns:a="http://schemas.openxmlformats.org/drawingml/2006/main">
+              <a:graphicData uri="http://schemas.openxmlformats.org/drawingml/2006/picture">
+                <pic:pic xmlns:pic="http://schemas.openxmlformats.org/drawingml/2006/picture">
+                  <pic:nvPicPr>
+                    <pic:cNvPr id="1" name=""/>
+                    <pic:cNvPicPr/>
+                  </pic:nvPicPr>
+                  <pic:blipFill>
+                    <a:blip r:embed="rId11"/>
+                    <a:stretch>
+                      <a:fillRect/>
+                    </a:stretch>
+                  </pic:blipFill>
+                  <pic:spPr>
+                    <a:xfrm>
+                      <a:off x="0" y="0"/>
+                      <a:ext cx="5943600" cy="2669540"/>
+                    </a:xfrm>
+                    <a:prstGeom prst="rect">
+                      <a:avLst/>
+                    </a:prstGeom>
+                  </pic:spPr>
+                </pic:pic>
+              </a:graphicData>
+            </a:graphic>
+          </wp:inline>
+        </w:drawing>
+      </w:r>
     </w:p>
     <w:sectPr>
-      <w:headerReference w:type="even" r:id="rId8"/>
-      <w:headerReference w:type="default" r:id="rId9"/>
-      <w:footerReference w:type="even" r:id="rId10"/>
-      <w:footerReference w:type="default" r:id="rId11"/>
-      <w:headerReference w:type="first" r:id="rId12"/>
-      <w:footerReference w:type="first" r:id="rId13"/>
+      <w:headerReference w:type="default" r:id="rId12"/>
       <w:pgSz w:w="12240" w:h="15840"/>
       <w:pgMar w:top="1440" w:right="1440" w:bottom="1440" w:left="1440" w:header="720" w:footer="720" w:gutter="0"/>
       <w:cols w:space="720"/>
@@ -227,36 +457,6 @@
 </w:endnotes>
 </file>
 
-<file path=word/footer1.xml><?xml version="1.0" encoding="utf-8"?>
-<w:ftr xmlns:wpc="http://schemas.microsoft.com/office/word/2010/wordprocessingCanvas" xmlns:mc="http://schemas.openxmlformats.org/markup-compatibility/2006" xmlns:o="urn:schemas-microsoft-com:office:office" xmlns:r="http://schemas.openxmlformats.org/officeDocument/2006/relationships" xmlns:m="http://schemas.openxmlformats.org/officeDocument/2006/math" xmlns:v="urn:schemas-microsoft-com:vml" xmlns:wp14="http://schemas.microsoft.com/office/word/2010/wordprocessingDrawing" xmlns:wp="http://schemas.openxmlformats.org/drawingml/2006/wordprocessingDrawing" xmlns:w10="urn:schemas-microsoft-com:office:word" xmlns:w="http://schemas.openxmlformats.org/wordprocessingml/2006/main" xmlns:w14="http://schemas.microsoft.com/office/word/2010/wordml" xmlns:w15="http://schemas.microsoft.com/office/word/2012/wordml" xmlns:wpg="http://schemas.microsoft.com/office/word/2010/wordprocessingGroup" xmlns:wpi="http://schemas.microsoft.com/office/word/2010/wordprocessingInk" xmlns:wne="http://schemas.microsoft.com/office/word/2006/wordml" xmlns:wps="http://schemas.microsoft.com/office/word/2010/wordprocessingShape" mc:Ignorable="w14 w15 wp14">
-  <w:p>
-    <w:pPr>
-      <w:pStyle w:val="Footer"/>
-    </w:pPr>
-  </w:p>
-</w:ftr>
-</file>
-
-<file path=word/footer2.xml><?xml version="1.0" encoding="utf-8"?>
-<w:ftr xmlns:wpc="http://schemas.microsoft.com/office/word/2010/wordprocessingCanvas" xmlns:mc="http://schemas.openxmlformats.org/markup-compatibility/2006" xmlns:o="urn:schemas-microsoft-com:office:office" xmlns:r="http://schemas.openxmlformats.org/officeDocument/2006/relationships" xmlns:m="http://schemas.openxmlformats.org/officeDocument/2006/math" xmlns:v="urn:schemas-microsoft-com:vml" xmlns:wp14="http://schemas.microsoft.com/office/word/2010/wordprocessingDrawing" xmlns:wp="http://schemas.openxmlformats.org/drawingml/2006/wordprocessingDrawing" xmlns:w10="urn:schemas-microsoft-com:office:word" xmlns:w="http://schemas.openxmlformats.org/wordprocessingml/2006/main" xmlns:w14="http://schemas.microsoft.com/office/word/2010/wordml" xmlns:w15="http://schemas.microsoft.com/office/word/2012/wordml" xmlns:wpg="http://schemas.microsoft.com/office/word/2010/wordprocessingGroup" xmlns:wpi="http://schemas.microsoft.com/office/word/2010/wordprocessingInk" xmlns:wne="http://schemas.microsoft.com/office/word/2006/wordml" xmlns:wps="http://schemas.microsoft.com/office/word/2010/wordprocessingShape" mc:Ignorable="w14 w15 wp14">
-  <w:p>
-    <w:pPr>
-      <w:pStyle w:val="Footer"/>
-    </w:pPr>
-  </w:p>
-</w:ftr>
-</file>
-
-<file path=word/footer3.xml><?xml version="1.0" encoding="utf-8"?>
-<w:ftr xmlns:wpc="http://schemas.microsoft.com/office/word/2010/wordprocessingCanvas" xmlns:mc="http://schemas.openxmlformats.org/markup-compatibility/2006" xmlns:o="urn:schemas-microsoft-com:office:office" xmlns:r="http://schemas.openxmlformats.org/officeDocument/2006/relationships" xmlns:m="http://schemas.openxmlformats.org/officeDocument/2006/math" xmlns:v="urn:schemas-microsoft-com:vml" xmlns:wp14="http://schemas.microsoft.com/office/word/2010/wordprocessingDrawing" xmlns:wp="http://schemas.openxmlformats.org/drawingml/2006/wordprocessingDrawing" xmlns:w10="urn:schemas-microsoft-com:office:word" xmlns:w="http://schemas.openxmlformats.org/wordprocessingml/2006/main" xmlns:w14="http://schemas.microsoft.com/office/word/2010/wordml" xmlns:w15="http://schemas.microsoft.com/office/word/2012/wordml" xmlns:wpg="http://schemas.microsoft.com/office/word/2010/wordprocessingGroup" xmlns:wpi="http://schemas.microsoft.com/office/word/2010/wordprocessingInk" xmlns:wne="http://schemas.microsoft.com/office/word/2006/wordml" xmlns:wps="http://schemas.microsoft.com/office/word/2010/wordprocessingShape" mc:Ignorable="w14 w15 wp14">
-  <w:p>
-    <w:pPr>
-      <w:pStyle w:val="Footer"/>
-    </w:pPr>
-  </w:p>
-</w:ftr>
-</file>
-
 <file path=word/footnotes.xml><?xml version="1.0" encoding="utf-8"?>
 <w:footnotes xmlns:wpc="http://schemas.microsoft.com/office/word/2010/wordprocessingCanvas" xmlns:mc="http://schemas.openxmlformats.org/markup-compatibility/2006" xmlns:o="urn:schemas-microsoft-com:office:office" xmlns:r="http://schemas.openxmlformats.org/officeDocument/2006/relationships" xmlns:m="http://schemas.openxmlformats.org/officeDocument/2006/math" xmlns:v="urn:schemas-microsoft-com:vml" xmlns:wp14="http://schemas.microsoft.com/office/word/2010/wordprocessingDrawing" xmlns:wp="http://schemas.openxmlformats.org/drawingml/2006/wordprocessingDrawing" xmlns:w10="urn:schemas-microsoft-com:office:word" xmlns:w="http://schemas.openxmlformats.org/wordprocessingml/2006/main" xmlns:w14="http://schemas.microsoft.com/office/word/2010/wordml" xmlns:w15="http://schemas.microsoft.com/office/word/2012/wordml" xmlns:wpg="http://schemas.microsoft.com/office/word/2010/wordprocessingGroup" xmlns:wpi="http://schemas.microsoft.com/office/word/2010/wordprocessingInk" xmlns:wne="http://schemas.microsoft.com/office/word/2006/wordml" xmlns:wps="http://schemas.microsoft.com/office/word/2010/wordprocessingShape" mc:Ignorable="w14 w15 wp14">
   <w:footnote w:type="separator" w:id="-1">
@@ -283,16 +483,6 @@
 </file>
 
 <file path=word/header1.xml><?xml version="1.0" encoding="utf-8"?>
-<w:hdr xmlns:wpc="http://schemas.microsoft.com/office/word/2010/wordprocessingCanvas" xmlns:mc="http://schemas.openxmlformats.org/markup-compatibility/2006" xmlns:o="urn:schemas-microsoft-com:office:office" xmlns:r="http://schemas.openxmlformats.org/officeDocument/2006/relationships" xmlns:m="http://schemas.openxmlformats.org/officeDocument/2006/math" xmlns:v="urn:schemas-microsoft-com:vml" xmlns:wp14="http://schemas.microsoft.com/office/word/2010/wordprocessingDrawing" xmlns:wp="http://schemas.openxmlformats.org/drawingml/2006/wordprocessingDrawing" xmlns:w10="urn:schemas-microsoft-com:office:word" xmlns:w="http://schemas.openxmlformats.org/wordprocessingml/2006/main" xmlns:w14="http://schemas.microsoft.com/office/word/2010/wordml" xmlns:w15="http://schemas.microsoft.com/office/word/2012/wordml" xmlns:wpg="http://schemas.microsoft.com/office/word/2010/wordprocessingGroup" xmlns:wpi="http://schemas.microsoft.com/office/word/2010/wordprocessingInk" xmlns:wne="http://schemas.microsoft.com/office/word/2006/wordml" xmlns:wps="http://schemas.microsoft.com/office/word/2010/wordprocessingShape" mc:Ignorable="w14 w15 wp14">
-  <w:p>
-    <w:pPr>
-      <w:pStyle w:val="Header"/>
-    </w:pPr>
-  </w:p>
-</w:hdr>
-</file>
-
-<file path=word/header2.xml><?xml version="1.0" encoding="utf-8"?>
 <w:hdr xmlns:wpc="http://schemas.microsoft.com/office/word/2010/wordprocessingCanvas" xmlns:mc="http://schemas.openxmlformats.org/markup-compatibility/2006" xmlns:o="urn:schemas-microsoft-com:office:office" xmlns:r="http://schemas.openxmlformats.org/officeDocument/2006/relationships" xmlns:m="http://schemas.openxmlformats.org/officeDocument/2006/math" xmlns:v="urn:schemas-microsoft-com:vml" xmlns:wp14="http://schemas.microsoft.com/office/word/2010/wordprocessingDrawing" xmlns:wp="http://schemas.openxmlformats.org/drawingml/2006/wordprocessingDrawing" xmlns:w10="urn:schemas-microsoft-com:office:word" xmlns:w="http://schemas.openxmlformats.org/wordprocessingml/2006/main" xmlns:w14="http://schemas.microsoft.com/office/word/2010/wordml" xmlns:w15="http://schemas.microsoft.com/office/word/2012/wordml" xmlns:wpg="http://schemas.microsoft.com/office/word/2010/wordprocessingGroup" xmlns:wpi="http://schemas.microsoft.com/office/word/2010/wordprocessingInk" xmlns:wne="http://schemas.microsoft.com/office/word/2006/wordml" xmlns:wps="http://schemas.microsoft.com/office/word/2010/wordprocessingShape" mc:Ignorable="w14 w15 wp14">
   <w:p>
     <w:pPr>
@@ -307,20 +497,13 @@
     </w:r>
     <w:proofErr w:type="spellEnd"/>
     <w:r>
-      <w:t xml:space="preserve"> Duy</w:t>
+      <w:t xml:space="preserve"> </w:t>
     </w:r>
-    <w:bookmarkStart w:id="0" w:name="_GoBack"/>
-    <w:bookmarkEnd w:id="0"/>
-  </w:p>
-</w:hdr>
-</file>
-
-<file path=word/header3.xml><?xml version="1.0" encoding="utf-8"?>
-<w:hdr xmlns:wpc="http://schemas.microsoft.com/office/word/2010/wordprocessingCanvas" xmlns:mc="http://schemas.openxmlformats.org/markup-compatibility/2006" xmlns:o="urn:schemas-microsoft-com:office:office" xmlns:r="http://schemas.openxmlformats.org/officeDocument/2006/relationships" xmlns:m="http://schemas.openxmlformats.org/officeDocument/2006/math" xmlns:v="urn:schemas-microsoft-com:vml" xmlns:wp14="http://schemas.microsoft.com/office/word/2010/wordprocessingDrawing" xmlns:wp="http://schemas.openxmlformats.org/drawingml/2006/wordprocessingDrawing" xmlns:w10="urn:schemas-microsoft-com:office:word" xmlns:w="http://schemas.openxmlformats.org/wordprocessingml/2006/main" xmlns:w14="http://schemas.microsoft.com/office/word/2010/wordml" xmlns:w15="http://schemas.microsoft.com/office/word/2012/wordml" xmlns:wpg="http://schemas.microsoft.com/office/word/2010/wordprocessingGroup" xmlns:wpi="http://schemas.microsoft.com/office/word/2010/wordprocessingInk" xmlns:wne="http://schemas.microsoft.com/office/word/2006/wordml" xmlns:wps="http://schemas.microsoft.com/office/word/2010/wordprocessingShape" mc:Ignorable="w14 w15 wp14">
-  <w:p>
-    <w:pPr>
-      <w:pStyle w:val="Header"/>
-    </w:pPr>
+    <w:proofErr w:type="spellStart"/>
+    <w:r>
+      <w:t>Duy</w:t>
+    </w:r>
+    <w:proofErr w:type="spellEnd"/>
   </w:p>
 </w:hdr>
 </file>
